--- a/src/csm_ai_service/data/template_file/warning_notice_template.docx
+++ b/src/csm_ai_service/data/template_file/warning_notice_template.docx
@@ -709,114 +709,6 @@
           </w:tbl>
           <w:p>
             <w:pPr>
-              <w:keepNext w:val="0"/>
-              <w:keepLines w:val="0"/>
-              <w:pageBreakBefore w:val="0"/>
-              <w:widowControl w:val="0"/>
-              <w:kinsoku/>
-              <w:wordWrap/>
-              <w:overflowPunct/>
-              <w:topLinePunct w:val="0"/>
-              <w:autoSpaceDE/>
-              <w:autoSpaceDN/>
-              <w:bidi w:val="0"/>
-              <w:adjustRightInd w:val="0"/>
-              <w:snapToGrid w:val="0"/>
-              <w:spacing w:before="80" w:beforeLines="25" w:line="300" w:lineRule="auto"/>
-              <w:ind w:firstLine="400" w:firstLineChars="200"/>
-              <w:jc w:val="left"/>
-              <w:textAlignment w:val="auto"/>
-              <w:rPr>
-                <w:rFonts w:hint="eastAsia" w:ascii="宋体" w:hAnsi="宋体"/>
-                <w:color w:val="000000"/>
-                <w:sz w:val="20"/>
-                <w:szCs w:val="20"/>
-              </w:rPr>
-            </w:pPr>
-            <w:r>
-              <w:rPr>
-                <w:rFonts w:hint="eastAsia" w:ascii="宋体" w:hAnsi="宋体"/>
-                <w:color w:val="000000"/>
-                <w:sz w:val="20"/>
-                <w:szCs w:val="20"/>
-              </w:rPr>
-              <w:t>以下为智能研判结果，原因分析和处置建议仅供参考：</w:t>
-            </w:r>
-          </w:p>
-          <w:p>
-            <w:pPr>
-              <w:keepNext w:val="0"/>
-              <w:keepLines w:val="0"/>
-              <w:pageBreakBefore w:val="0"/>
-              <w:widowControl w:val="0"/>
-              <w:kinsoku/>
-              <w:wordWrap/>
-              <w:overflowPunct/>
-              <w:topLinePunct w:val="0"/>
-              <w:autoSpaceDE/>
-              <w:autoSpaceDN/>
-              <w:bidi w:val="0"/>
-              <w:adjustRightInd w:val="0"/>
-              <w:snapToGrid w:val="0"/>
-              <w:spacing w:before="80" w:beforeLines="25" w:line="300" w:lineRule="auto"/>
-              <w:ind w:firstLine="400" w:firstLineChars="200"/>
-              <w:jc w:val="left"/>
-              <w:textAlignment w:val="auto"/>
-              <w:rPr>
-                <w:rFonts w:hint="eastAsia" w:ascii="宋体" w:hAnsi="宋体"/>
-                <w:color w:val="000000"/>
-                <w:sz w:val="20"/>
-                <w:szCs w:val="20"/>
-              </w:rPr>
-            </w:pPr>
-            <w:r>
-              <w:rPr>
-                <w:rFonts w:hint="eastAsia" w:ascii="宋体" w:hAnsi="宋体"/>
-                <w:color w:val="000000"/>
-                <w:sz w:val="20"/>
-                <w:szCs w:val="20"/>
-              </w:rPr>
-              <w:t>原因分析：{{reason_analysis}}</w:t>
-            </w:r>
-          </w:p>
-          <w:p>
-            <w:pPr>
-              <w:keepNext w:val="0"/>
-              <w:keepLines w:val="0"/>
-              <w:pageBreakBefore w:val="0"/>
-              <w:widowControl w:val="0"/>
-              <w:kinsoku/>
-              <w:wordWrap/>
-              <w:overflowPunct/>
-              <w:topLinePunct w:val="0"/>
-              <w:autoSpaceDE/>
-              <w:autoSpaceDN/>
-              <w:bidi w:val="0"/>
-              <w:adjustRightInd w:val="0"/>
-              <w:snapToGrid w:val="0"/>
-              <w:spacing w:before="80" w:beforeLines="25" w:line="300" w:lineRule="auto"/>
-              <w:ind w:firstLine="400" w:firstLineChars="200"/>
-              <w:jc w:val="left"/>
-              <w:textAlignment w:val="auto"/>
-              <w:rPr>
-                <w:rFonts w:hint="eastAsia" w:ascii="宋体" w:hAnsi="宋体"/>
-                <w:color w:val="000000"/>
-                <w:sz w:val="20"/>
-                <w:szCs w:val="20"/>
-              </w:rPr>
-            </w:pPr>
-            <w:r>
-              <w:rPr>
-                <w:rFonts w:hint="eastAsia" w:ascii="宋体" w:hAnsi="宋体"/>
-                <w:color w:val="000000"/>
-                <w:sz w:val="20"/>
-                <w:szCs w:val="20"/>
-              </w:rPr>
-              <w:t>处置建议：{{disposal_suggest}}</w:t>
-            </w:r>
-          </w:p>
-          <w:p>
-            <w:pPr>
               <w:adjustRightInd w:val="0"/>
               <w:snapToGrid w:val="0"/>
               <w:jc w:val="left"/>
@@ -828,6 +720,94 @@
                 <w:sz w:val="22"/>
                 <w:szCs w:val="28"/>
                 <w:vertAlign w:val="baseline"/>
+              </w:rPr>
+            </w:pPr>
+          </w:p>
+          <w:p>
+            <w:pPr>
+              <w:pStyle w:val="5"/>
+              <w:spacing w:beforeAutospacing="0" w:afterAutospacing="0" w:line="240" w:lineRule="exact"/>
+              <w:rPr>
+                <w:rFonts w:hint="eastAsia"/>
+                <w:sz w:val="20"/>
+                <w:szCs w:val="20"/>
+              </w:rPr>
+            </w:pPr>
+          </w:p>
+          <w:p>
+            <w:pPr>
+              <w:pStyle w:val="5"/>
+              <w:spacing w:beforeAutospacing="0" w:afterAutospacing="0" w:line="240" w:lineRule="exact"/>
+              <w:rPr>
+                <w:rFonts w:hint="eastAsia"/>
+                <w:sz w:val="20"/>
+                <w:szCs w:val="20"/>
+              </w:rPr>
+            </w:pPr>
+          </w:p>
+          <w:p>
+            <w:pPr>
+              <w:pStyle w:val="5"/>
+              <w:spacing w:beforeAutospacing="0" w:afterAutospacing="0" w:line="240" w:lineRule="exact"/>
+              <w:rPr>
+                <w:rFonts w:hint="eastAsia"/>
+                <w:sz w:val="20"/>
+                <w:szCs w:val="20"/>
+              </w:rPr>
+            </w:pPr>
+          </w:p>
+          <w:p>
+            <w:pPr>
+              <w:pStyle w:val="5"/>
+              <w:spacing w:beforeAutospacing="0" w:afterAutospacing="0" w:line="240" w:lineRule="exact"/>
+              <w:rPr>
+                <w:rFonts w:hint="eastAsia"/>
+                <w:sz w:val="20"/>
+                <w:szCs w:val="20"/>
+              </w:rPr>
+            </w:pPr>
+          </w:p>
+          <w:p>
+            <w:pPr>
+              <w:pStyle w:val="5"/>
+              <w:spacing w:beforeAutospacing="0" w:afterAutospacing="0" w:line="240" w:lineRule="exact"/>
+              <w:rPr>
+                <w:rFonts w:hint="eastAsia"/>
+                <w:sz w:val="20"/>
+                <w:szCs w:val="20"/>
+              </w:rPr>
+            </w:pPr>
+          </w:p>
+          <w:p>
+            <w:pPr>
+              <w:pStyle w:val="5"/>
+              <w:spacing w:beforeAutospacing="0" w:afterAutospacing="0" w:line="240" w:lineRule="exact"/>
+              <w:rPr>
+                <w:rFonts w:hint="eastAsia"/>
+                <w:sz w:val="20"/>
+                <w:szCs w:val="20"/>
+              </w:rPr>
+            </w:pPr>
+          </w:p>
+          <w:p>
+            <w:pPr>
+              <w:pStyle w:val="5"/>
+              <w:spacing w:beforeAutospacing="0" w:afterAutospacing="0" w:line="240" w:lineRule="exact"/>
+              <w:rPr>
+                <w:rFonts w:hint="eastAsia"/>
+                <w:sz w:val="20"/>
+                <w:szCs w:val="20"/>
+              </w:rPr>
+            </w:pPr>
+          </w:p>
+          <w:p>
+            <w:pPr>
+              <w:pStyle w:val="5"/>
+              <w:spacing w:beforeAutospacing="0" w:afterAutospacing="0" w:line="240" w:lineRule="exact"/>
+              <w:rPr>
+                <w:rFonts w:hint="eastAsia"/>
+                <w:sz w:val="20"/>
+                <w:szCs w:val="20"/>
               </w:rPr>
             </w:pPr>
           </w:p>
@@ -912,8 +892,6 @@
               </w:rPr>
               <w:t>整改要求</w:t>
             </w:r>
-            <w:bookmarkStart w:id="0" w:name="_GoBack"/>
-            <w:bookmarkEnd w:id="0"/>
           </w:p>
           <w:p>
             <w:pPr>
@@ -961,20 +939,8 @@
                 <w:szCs w:val="28"/>
               </w:rPr>
             </w:pPr>
-          </w:p>
-          <w:p>
-            <w:pPr>
-              <w:adjustRightInd w:val="0"/>
-              <w:snapToGrid w:val="0"/>
-              <w:spacing w:line="300" w:lineRule="auto"/>
-              <w:jc w:val="left"/>
-              <w:rPr>
-                <w:rFonts w:hint="eastAsia" w:ascii="宋体" w:hAnsi="宋体"/>
-                <w:color w:val="000000"/>
-                <w:sz w:val="22"/>
-                <w:szCs w:val="28"/>
-              </w:rPr>
-            </w:pPr>
+            <w:bookmarkStart w:id="0" w:name="_GoBack"/>
+            <w:bookmarkEnd w:id="0"/>
           </w:p>
           <w:p>
             <w:pPr>
